--- a/generated/india_999.docx
+++ b/generated/india_999.docx
@@ -65,7 +65,7 @@
           </w:tcPr>
           <w:p>
             <w:r>
-              <w:t>986000</w:t>
+              <w:t>12345678</w:t>
             </w:r>
           </w:p>
         </w:tc>
@@ -90,7 +90,7 @@
           </w:tcPr>
           <w:p>
             <w:r>
-              <w:t>battery</w:t>
+              <w:t>jhjkj</w:t>
             </w:r>
           </w:p>
         </w:tc>
@@ -115,7 +115,7 @@
           </w:tcPr>
           <w:p>
             <w:r>
-              <w:t>45555 USD</w:t>
+              <w:t>1234 USD</w:t>
             </w:r>
           </w:p>
         </w:tc>
@@ -140,7 +140,7 @@
           </w:tcPr>
           <w:p>
             <w:r>
-              <w:t>DFBG</w:t>
+              <w:t>fhgfkjhkjh</w:t>
             </w:r>
           </w:p>
         </w:tc>
@@ -165,7 +165,7 @@
           </w:tcPr>
           <w:p>
             <w:r>
-              <w:t>DFBG</w:t>
+              <w:t>fhgfkjhkjh</w:t>
             </w:r>
           </w:p>
         </w:tc>
@@ -190,7 +190,7 @@
           </w:tcPr>
           <w:p>
             <w:r>
-              <w:t>BVBBV</w:t>
+              <w:t>vhgjhkijkj</w:t>
             </w:r>
           </w:p>
         </w:tc>
@@ -215,7 +215,7 @@
           </w:tcPr>
           <w:p>
             <w:r>
-              <w:t>FLIGHT</w:t>
+              <w:t>ghgjkjkllk</w:t>
             </w:r>
           </w:p>
         </w:tc>
@@ -240,7 +240,7 @@
           </w:tcPr>
           <w:p>
             <w:r>
-              <w:t>TOKYO</w:t>
+              <w:t>m,mkm</w:t>
             </w:r>
           </w:p>
         </w:tc>
@@ -265,7 +265,7 @@
           </w:tcPr>
           <w:p>
             <w:r>
-              <w:t>CHENNAI</w:t>
+              <w:t>uiouoii;po;</w:t>
             </w:r>
           </w:p>
         </w:tc>
@@ -365,7 +365,7 @@
           </w:tcPr>
           <w:p>
             <w:r>
-              <w:t>456789</w:t>
+              <w:t>12345678</w:t>
             </w:r>
           </w:p>
         </w:tc>
@@ -415,7 +415,7 @@
           </w:tcPr>
           <w:p>
             <w:r>
-              <w:t>2026-02-26</w:t>
+              <w:t>2026-03-07</w:t>
             </w:r>
           </w:p>
         </w:tc>
